--- a/templates/06-SOW-Template.docx
+++ b/templates/06-SOW-Template.docx
@@ -4361,6 +4361,59 @@
     </w:p>
     <w:p>
       <w:pPr>
+        <w:pStyle w:val="Heading2"/>
+      </w:pPr>
+      <w:r>
+        <w:t xml:space="preserve">9. INTELLECTUAL PROPERTY</w:t>
+      </w:r>
+    </w:p>
+    <w:p>
+      <w:r>
+        <w:rPr>
+          <w:b/>
+          <w:sz w:val="20"/>
+        </w:rPr>
+        <w:t xml:space="preserve">9.01. Ownership. </w:t>
+      </w:r>
+      <w:r>
+        <w:rPr>
+          <w:sz w:val="20"/>
+        </w:rPr>
+        <w:t xml:space="preserve">Unless otherwise specified in this SOW, ownership of deliverables shall be as follows: (a) all custom software, configurations, scripts, and documentation created specifically for Client under this SOW ("Custom Work Product") shall be owned by Client upon full payment; (b) Technijian retains ownership of all pre-existing tools, frameworks, libraries, methodologies, and general-purpose code used in the engagement ("Technijian Tools"); and (c) to the extent any Technijian Tools are incorporated into the Custom Work Product, Technijian hereby grants Client a non-exclusive, perpetual, royalty-free license to use such Technijian Tools solely as embedded in the delivered Custom Work Product.</w:t>
+      </w:r>
+    </w:p>
+    <w:p>
+      <w:r>
+        <w:rPr>
+          <w:b/>
+          <w:sz w:val="20"/>
+        </w:rPr>
+        <w:t xml:space="preserve">9.02. Client License. </w:t>
+      </w:r>
+      <w:r>
+        <w:rPr>
+          <w:sz w:val="20"/>
+        </w:rPr>
+        <w:t xml:space="preserve">Client grants Technijian a limited, non-exclusive license to use Client's data, logos, trademarks, and materials solely as necessary to perform the services described in this SOW. This license terminates upon completion of the project or termination of this SOW.</w:t>
+      </w:r>
+    </w:p>
+    <w:p>
+      <w:r>
+        <w:rPr>
+          <w:b/>
+          <w:sz w:val="20"/>
+        </w:rPr>
+        <w:t xml:space="preserve">9.03. IP Indemnity. </w:t>
+      </w:r>
+      <w:r>
+        <w:rPr>
+          <w:sz w:val="20"/>
+        </w:rPr>
+        <w:t xml:space="preserve">In the event any Custom Work Product is found to infringe a third party's intellectual property rights, Technijian shall, at its option and expense: (a) procure the right for Client to continue using the deliverable; (b) modify the deliverable to make it non-infringing; or (c) replace the deliverable with a non-infringing equivalent. This Section 9.03 states Technijian's sole obligation and Client's sole remedy for IP infringement claims related to deliverables.</w:t>
+      </w:r>
+    </w:p>
+    <w:p>
+      <w:pPr>
         <w:spacing w:after="120"/>
       </w:pPr>
       <w:r>
@@ -4384,29 +4437,15 @@
           <w:sz w:val="22"/>
           <w:szCs w:val="22"/>
         </w:rPr>
-        <w:t xml:space="preserve">9. GOVERNING TERMS</w:t>
-      </w:r>
-    </w:p>
-    <w:p>
-      <w:r>
-        <w:rPr>
-          <w:rFonts w:ascii="Open Sans" w:cs="Open Sans" w:eastAsia="Open Sans" w:hAnsi="Open Sans"/>
-          <w:b/>
-          <w:bCs/>
-          <w:color w:val="1A1A2E"/>
-          <w:sz w:val="22"/>
-          <w:szCs w:val="22"/>
-        </w:rPr>
-        <w:t xml:space="preserve">9.01. </w:t>
-      </w:r>
-      <w:r>
-        <w:rPr>
-          <w:rFonts w:ascii="Open Sans" w:cs="Open Sans" w:eastAsia="Open Sans" w:hAnsi="Open Sans"/>
-          <w:color w:val="59595B"/>
-          <w:sz w:val="22"/>
-          <w:szCs w:val="22"/>
-        </w:rPr>
-        <w:t xml:space="preserve">If a Master Service Agreement is in effect between the Parties, the terms of the MSA shall govern this SOW. In the event of a conflict between this SOW and the MSA, the MSA shall prevail unless this SOW expressly states otherwise.</w:t>
+        <w:t>10. GOVERNING TERMS</w:t>
+      </w:r>
+    </w:p>
+    <w:p>
+      <w:r>
+        <w:rPr>
+          <w:sz w:val="20"/>
+        </w:rPr>
+        <w:t>10.01. If a Master Service Agreement is in effect between the Parties, the terms of the MSA shall govern this SOW. In the event of a conflict between this SOW and the MSA, this SOW shall prevail with respect to the specific services described herein, consistent with the Order of Precedence set forth in MSA Section 1.08. For matters not addressed in this SOW, the MSA shall control.</w:t>
       </w:r>
     </w:p>
     <w:p>
@@ -4426,23 +4465,9 @@
     <w:p>
       <w:r>
         <w:rPr>
-          <w:rFonts w:ascii="Open Sans" w:cs="Open Sans" w:eastAsia="Open Sans" w:hAnsi="Open Sans"/>
-          <w:b/>
-          <w:bCs/>
-          <w:color w:val="1A1A2E"/>
-          <w:sz w:val="22"/>
-          <w:szCs w:val="22"/>
-        </w:rPr>
-        <w:t xml:space="preserve">9.02. </w:t>
-      </w:r>
-      <w:r>
-        <w:rPr>
-          <w:rFonts w:ascii="Open Sans" w:cs="Open Sans" w:eastAsia="Open Sans" w:hAnsi="Open Sans"/>
-          <w:color w:val="59595B"/>
-          <w:sz w:val="22"/>
-          <w:szCs w:val="22"/>
-        </w:rPr>
-        <w:t xml:space="preserve">If no MSA is in effect, the Technijian Standard Terms and Conditions (attached as Appendix A) shall govern this SOW.</w:t>
+          <w:sz w:val="20"/>
+        </w:rPr>
+        <w:t>10.02. If no MSA is in effect, the following terms shall govern this SOW: (a) Payment: All invoices are due within thirty (30) days; late payments accrue interest at 1.5% per month. (b) Confidentiality: Each Party shall hold the other's confidential information in confidence for three (3) years. (c) Limitation of Liability: Neither Party's total liability shall exceed the total fees paid or payable under this SOW. Neither Party shall be liable for indirect, consequential, or punitive damages. (d) Indemnification: Each Party shall indemnify the other against third-party claims arising from its gross negligence or willful misconduct. (e) Data Protection: To the extent Technijian processes personal information (as defined under the California Consumer Privacy Act) on behalf of Client, Technijian shall process such information only as necessary to perform the services, shall not sell or share personal information, shall notify Client of any security incident within seventy-two (72) hours, and shall cooperate with Client in responding to consumer rights requests. (f) Insurance: Technijian shall maintain Commercial General Liability ($1,000,000/$2,000,000), Professional Liability ($1,000,000/$2,000,000), and Cyber Liability ($1,000,000) insurance during the term. (g) Force Majeure: Neither Party shall be liable for delays caused by events beyond its reasonable control. (h) Governing Law: This SOW shall be governed by the laws of the State of California. Disputes shall be resolved in Orange County, California. (i) Termination: Either Party may terminate for material breach upon thirty (30) days' written notice if the breach is not cured. Client shall pay for all work completed through the date of termination.</w:t>
       </w:r>
     </w:p>
     <w:p>
